--- a/diagram/samples/azure_ref.docx
+++ b/diagram/samples/azure_ref.docx
@@ -27,7 +27,7 @@
       <w:r>
         <w:drawing>
           <wp:inline xmlns:a="http://schemas.openxmlformats.org/drawingml/2006/main" xmlns:pic="http://schemas.openxmlformats.org/drawingml/2006/picture">
-            <wp:extent cx="5943600" cy="3489915"/>
+            <wp:extent cx="5943600" cy="3578230"/>
             <wp:docPr id="1" name="Picture 1"/>
             <wp:cNvGraphicFramePr>
               <a:graphicFrameLocks noChangeAspect="1"/>
@@ -48,7 +48,7 @@
                   <pic:spPr>
                     <a:xfrm>
                       <a:off x="0" y="0"/>
-                      <a:ext cx="5943600" cy="3489915"/>
+                      <a:ext cx="5943600" cy="3578230"/>
                     </a:xfrm>
                     <a:prstGeom prst="rect"/>
                   </pic:spPr>
@@ -78,7 +78,7 @@
           <w:color w:val="606A78"/>
           <w:sz w:val="18"/>
         </w:rPr>
-        <w:t>Azure Reference Architecture — Hub / Spoke</w:t>
+        <w:t>Azure Reference Architecture: Hub / Spoke</w:t>
       </w:r>
     </w:p>
     <w:p>
@@ -94,7 +94,7 @@
         <w:t>VNet 10.1.0.0/16 (zone-redundant)</w:t>
       </w:r>
       <w:r>
-        <w:t xml:space="preserve"> — transparent, dashed network boundary, badged virtual networks (AZURE) spanning the tiers it encloses</w:t>
+        <w:t>: transparent, dashed network boundary, badged virtual networks (AZURE) spanning the tiers it encloses</w:t>
       </w:r>
     </w:p>
     <w:p>
@@ -110,7 +110,7 @@
         <w:t>Front Door + WAF</w:t>
       </w:r>
       <w:r>
-        <w:t xml:space="preserve"> — front doors (AZURE) in Edge / Global; HTTPS to App Gateway (WAF v2)</w:t>
+        <w:t>: front doors (AZURE) in Edge / Global; HTTPS to App Gateway (WAF v2)</w:t>
       </w:r>
     </w:p>
     <w:p>
@@ -126,7 +126,7 @@
         <w:t>App Gateway (WAF v2)</w:t>
       </w:r>
       <w:r>
-        <w:t xml:space="preserve"> — application gateway (AZURE) in Subnet: App Gateway; HTTPS to Internal LB</w:t>
+        <w:t>: application gateway (AZURE) in Subnet: App Gateway; HTTPS to Internal LB</w:t>
       </w:r>
     </w:p>
     <w:p>
@@ -142,7 +142,7 @@
         <w:t>Internal LB</w:t>
       </w:r>
       <w:r>
-        <w:t xml:space="preserve"> — load balancers (AZURE) in Subnet: AKS; connects to AKS pools</w:t>
+        <w:t>: load balancers (AZURE) in Subnet: AKS; connects to AKS pools</w:t>
       </w:r>
     </w:p>
     <w:p>
@@ -158,7 +158,7 @@
         <w:t>AKS pools</w:t>
       </w:r>
       <w:r>
-        <w:t xml:space="preserve"> — kubernetes services (AZURE), system+user in Subnet: AKS; SQL to Azure SQL, cache to Cache for Redis, assets to Blob Storage, publishes events to Service Bus</w:t>
+        <w:t>: kubernetes services (AZURE), system+user in Subnet: AKS; SQL to Azure SQL, cache to Cache for Redis, assets to Blob Storage, publishes events to Service Bus</w:t>
       </w:r>
     </w:p>
     <w:p>
@@ -174,7 +174,7 @@
         <w:t>Azure SQL</w:t>
       </w:r>
       <w:r>
-        <w:t xml:space="preserve"> — sql database (AZURE) in Private Endpoints</w:t>
+        <w:t>: sql database (AZURE) in Private Endpoints</w:t>
       </w:r>
     </w:p>
     <w:p>
@@ -190,7 +190,7 @@
         <w:t>Cache for Redis</w:t>
       </w:r>
       <w:r>
-        <w:t xml:space="preserve"> — cache redis (AZURE) in Private Endpoints</w:t>
+        <w:t>: cache redis (AZURE) in Private Endpoints</w:t>
       </w:r>
     </w:p>
     <w:p>
@@ -206,7 +206,7 @@
         <w:t>Blob Storage</w:t>
       </w:r>
       <w:r>
-        <w:t xml:space="preserve"> — blob storage (AZURE) in Private Endpoints</w:t>
+        <w:t>: blob storage (AZURE) in Private Endpoints</w:t>
       </w:r>
     </w:p>
     <w:p>
@@ -222,7 +222,7 @@
         <w:t>Service Bus</w:t>
       </w:r>
       <w:r>
-        <w:t xml:space="preserve"> — service bus (AZURE) in Messaging</w:t>
+        <w:t>: service bus (AZURE) in Messaging</w:t>
       </w:r>
     </w:p>
     <w:p>
@@ -238,7 +238,7 @@
         <w:t>Shared Services</w:t>
       </w:r>
       <w:r>
-        <w:t xml:space="preserve"> — cross-cutting services (Entra ID, Key Vault, Monitor) applied to every tier — Entra ID / Key Vault / Monitor  (all tiers)</w:t>
+        <w:t>: cross-cutting services (Entra ID, Key Vault, Monitor) applied to every tier — Entra ID / Key Vault / Monitor  (all tiers)</w:t>
       </w:r>
     </w:p>
     <w:sectPr>
